--- a/doc/template/民事起诉状.docx
+++ b/doc/template/民事起诉状.docx
@@ -1624,7 +1624,7 @@
           <w:bdr w:val="none" w:color="auto" w:sz="0" w:space="0"/>
           <w:lang w:val="en-US" w:eastAsia="zh-CN" w:bidi="ar"/>
         </w:rPr>
-        <w:t>{{court_name}} 人民法院</w:t>
+        <w:t>{{court_name}}</w:t>
       </w:r>
     </w:p>
     <w:p>
